--- a/2026/KrDzU2026poz40.docx
+++ b/2026/KrDzU2026poz40.docx
@@ -1,6 +1,6 @@
 
 <file path=word/document.xml><?xml version="1.0" encoding="utf-8"?>
-<w:document xmlns:wpc="http://schemas.microsoft.com/office/word/2010/wordprocessingCanvas" xmlns:cx="http://schemas.microsoft.com/office/drawing/2014/chartex" xmlns:cx1="http://schemas.microsoft.com/office/drawing/2015/9/8/chartex" xmlns:cx2="http://schemas.microsoft.com/office/drawing/2015/10/21/chartex" xmlns:cx3="http://schemas.microsoft.com/office/drawing/2016/5/9/chartex" xmlns:cx4="http://schemas.microsoft.com/office/drawing/2016/5/10/chartex" xmlns:cx5="http://schemas.microsoft.com/office/drawing/2016/5/11/chartex" xmlns:cx6="http://schemas.microsoft.com/office/drawing/2016/5/12/chartex" xmlns:cx7="http://schemas.microsoft.com/office/drawing/2016/5/13/chartex" xmlns:cx8="http://schemas.microsoft.com/office/drawing/2016/5/14/chartex" xmlns:mc="http://schemas.openxmlformats.org/markup-compatibility/2006" xmlns:aink="http://schemas.microsoft.com/office/drawing/2016/ink" xmlns:am3d="http://schemas.microsoft.com/office/drawing/2017/model3d" xmlns:o="urn:schemas-microsoft-com:office:office" xmlns:oel="http://schemas.microsoft.com/office/2019/extlst" xmlns:r="http://schemas.openxmlformats.org/officeDocument/2006/relationships" xmlns:m="http://schemas.openxmlformats.org/officeDocument/2006/math" xmlns:v="urn:schemas-microsoft-com:vml" xmlns:wp14="http://schemas.microsoft.com/office/word/2010/wordprocessingDrawing" xmlns:wp="http://schemas.openxmlformats.org/drawingml/2006/wordprocessingDrawing" xmlns:w10="urn:schemas-microsoft-com:office:word" xmlns:w="http://schemas.openxmlformats.org/wordprocessingml/2006/main" xmlns:w14="http://schemas.microsoft.com/office/word/2010/wordml" xmlns:w15="http://schemas.microsoft.com/office/word/2012/wordml" xmlns:w16cex="http://schemas.microsoft.com/office/word/2018/wordml/cex" xmlns:w16cid="http://schemas.microsoft.com/office/word/2016/wordml/cid" xmlns:w16="http://schemas.microsoft.com/office/word/2018/wordml" xmlns:w16du="http://schemas.microsoft.com/office/word/2023/wordml/word16du" xmlns:w16sdtdh="http://schemas.microsoft.com/office/word/2020/wordml/sdtdatahash" xmlns:w16sdtfl="http://schemas.microsoft.com/office/word/2024/wordml/sdtformatlock" xmlns:w16se="http://schemas.microsoft.com/office/word/2015/wordml/symex" xmlns:wpg="http://schemas.microsoft.com/office/word/2010/wordprocessingGroup" xmlns:wpi="http://schemas.microsoft.com/office/word/2010/wordprocessingInk" xmlns:wne="http://schemas.microsoft.com/office/word/2006/wordml" xmlns:wps="http://schemas.microsoft.com/office/word/2010/wordprocessingShape" mc:Ignorable="w14 w15 w16se w16cid w16 w16cex w16sdtdh w16sdtfl w16du wp14">
+<w:document xmlns:wpc="http://schemas.microsoft.com/office/word/2010/wordprocessingCanvas" xmlns:cx="http://schemas.microsoft.com/office/drawing/2014/chartex" xmlns:cx1="http://schemas.microsoft.com/office/drawing/2015/9/8/chartex" xmlns:cx2="http://schemas.microsoft.com/office/drawing/2015/10/21/chartex" xmlns:cx3="http://schemas.microsoft.com/office/drawing/2016/5/9/chartex" xmlns:cx4="http://schemas.microsoft.com/office/drawing/2016/5/10/chartex" xmlns:cx5="http://schemas.microsoft.com/office/drawing/2016/5/11/chartex" xmlns:cx6="http://schemas.microsoft.com/office/drawing/2016/5/12/chartex" xmlns:cx7="http://schemas.microsoft.com/office/drawing/2016/5/13/chartex" xmlns:cx8="http://schemas.microsoft.com/office/drawing/2016/5/14/chartex" xmlns:mc="http://schemas.openxmlformats.org/markup-compatibility/2006" xmlns:aink="http://schemas.microsoft.com/office/drawing/2016/ink" xmlns:am3d="http://schemas.microsoft.com/office/drawing/2017/model3d" xmlns:o="urn:schemas-microsoft-com:office:office" xmlns:oel="http://schemas.microsoft.com/office/2019/extlst" xmlns:r="http://schemas.openxmlformats.org/officeDocument/2006/relationships" xmlns:m="http://schemas.openxmlformats.org/officeDocument/2006/math" xmlns:v="urn:schemas-microsoft-com:vml" xmlns:wp14="http://schemas.microsoft.com/office/word/2010/wordprocessingDrawing" xmlns:wp="http://schemas.openxmlformats.org/drawingml/2006/wordprocessingDrawing" xmlns:w10="urn:schemas-microsoft-com:office:word" xmlns:w="http://schemas.openxmlformats.org/wordprocessingml/2006/main" xmlns:w14="http://schemas.microsoft.com/office/word/2010/wordml" xmlns:w15="http://schemas.microsoft.com/office/word/2012/wordml" xmlns:w16cei="http://schemas.microsoft.com/office/word/2026/wordml/cei" xmlns:w16cex="http://schemas.microsoft.com/office/word/2018/wordml/cex" xmlns:w16cid="http://schemas.microsoft.com/office/word/2016/wordml/cid" xmlns:w16="http://schemas.microsoft.com/office/word/2018/wordml" xmlns:w16du="http://schemas.microsoft.com/office/word/2023/wordml/word16du" xmlns:w16sdtdh="http://schemas.microsoft.com/office/word/2020/wordml/sdtdatahash" xmlns:w16sdtfl="http://schemas.microsoft.com/office/word/2024/wordml/sdtformatlock" xmlns:w16se="http://schemas.microsoft.com/office/word/2015/wordml/symex" xmlns:wpg="http://schemas.microsoft.com/office/word/2010/wordprocessingGroup" xmlns:wpi="http://schemas.microsoft.com/office/word/2010/wordprocessingInk" xmlns:wne="http://schemas.microsoft.com/office/word/2006/wordml" xmlns:wps="http://schemas.microsoft.com/office/word/2010/wordprocessingShape" mc:Ignorable="w14 w15 w16se w16cid w16 w16cex w16sdtdh w16sdtfl w16du wp14">
   <w:body>
     <w:p>
       <w:pPr>
@@ -1107,7 +1107,6 @@
           <w:rFonts w:ascii="Times New Roman" w:eastAsiaTheme="minorHAnsi" w:hAnsi="Times New Roman" w:cs="Times New Roman"/>
           <w:lang w:eastAsia="en-US"/>
         </w:rPr>
-        <w:lastRenderedPageBreak/>
         <w:t xml:space="preserve">4) </w:t>
       </w:r>
       <w:r>
@@ -1752,7 +1751,6 @@
           <w:bCs/>
           <w:lang w:eastAsia="en-US"/>
         </w:rPr>
-        <w:lastRenderedPageBreak/>
         <w:t>Art. 9.</w:t>
       </w:r>
       <w:r>
@@ -2746,7 +2744,6 @@
           <w:bCs/>
           <w:lang w:eastAsia="en-US"/>
         </w:rPr>
-        <w:lastRenderedPageBreak/>
         <w:t>Art. 16.</w:t>
       </w:r>
       <w:r>
@@ -3199,7 +3196,6 @@
           <w:rFonts w:ascii="Times New Roman" w:eastAsiaTheme="minorHAnsi" w:hAnsi="Times New Roman" w:cs="Times New Roman"/>
           <w:lang w:eastAsia="en-US"/>
         </w:rPr>
-        <w:lastRenderedPageBreak/>
         <w:t xml:space="preserve">2. Podstawową kadrę formacji obrony cywilnej stanowią funkcjonariusze KSRG, wspierani przez członków ochotniczych straży pożarnych, ratowników medycznych oraz obywateli powołanych do odbycia powszechnego obowiązku obrony cywilnej na podstawie odrębnych ustaw. </w:t>
       </w:r>
     </w:p>
@@ -3604,7 +3600,6 @@
           <w:rFonts w:ascii="Times New Roman" w:eastAsiaTheme="minorHAnsi" w:hAnsi="Times New Roman" w:cs="Times New Roman"/>
           <w:lang w:eastAsia="en-US"/>
         </w:rPr>
-        <w:lastRenderedPageBreak/>
         <w:t xml:space="preserve">4. Organem odwoławczym od decyzji i postanowień wydanych w pierwszej instancji przez komendanta regionalnego KSRG jest Komendant Główny KSRG. </w:t>
       </w:r>
     </w:p>
@@ -4149,7 +4144,6 @@
           <w:rFonts w:ascii="Times New Roman" w:eastAsiaTheme="minorHAnsi" w:hAnsi="Times New Roman" w:cs="Times New Roman"/>
           <w:lang w:eastAsia="en-US"/>
         </w:rPr>
-        <w:lastRenderedPageBreak/>
         <w:t xml:space="preserve">6) </w:t>
       </w:r>
       <w:r>
@@ -4456,27 +4450,69 @@
           <w:rFonts w:ascii="Times New Roman" w:eastAsiaTheme="minorHAnsi" w:hAnsi="Times New Roman" w:cs="Times New Roman"/>
           <w:lang w:eastAsia="en-US"/>
         </w:rPr>
-        <w:t xml:space="preserve">a) strażak, </w:t>
-      </w:r>
-    </w:p>
-    <w:p>
-      <w:pPr>
-        <w:tabs>
-          <w:tab w:val="left" w:pos="3807"/>
-        </w:tabs>
-        <w:spacing w:after="0" w:line="360" w:lineRule="auto"/>
-        <w:jc w:val="both"/>
-        <w:rPr>
-          <w:rFonts w:ascii="Times New Roman" w:eastAsiaTheme="minorHAnsi" w:hAnsi="Times New Roman" w:cs="Times New Roman"/>
-          <w:lang w:eastAsia="en-US"/>
-        </w:rPr>
-      </w:pPr>
-      <w:r>
-        <w:rPr>
-          <w:rFonts w:ascii="Times New Roman" w:eastAsiaTheme="minorHAnsi" w:hAnsi="Times New Roman" w:cs="Times New Roman"/>
-          <w:lang w:eastAsia="en-US"/>
-        </w:rPr>
-        <w:t xml:space="preserve">b) starszy strażak; </w:t>
+        <w:t>a) strażak</w:t>
+      </w:r>
+      <w:r>
+        <w:rPr>
+          <w:rFonts w:ascii="Times New Roman" w:eastAsiaTheme="minorHAnsi" w:hAnsi="Times New Roman" w:cs="Times New Roman"/>
+          <w:lang w:eastAsia="en-US"/>
+        </w:rPr>
+        <w:t xml:space="preserve"> </w:t>
+      </w:r>
+      <w:r>
+        <w:rPr>
+          <w:rFonts w:ascii="Times New Roman" w:eastAsiaTheme="minorHAnsi" w:hAnsi="Times New Roman" w:cs="Times New Roman"/>
+          <w:lang w:eastAsia="en-US"/>
+        </w:rPr>
+        <w:t>KSRG</w:t>
+      </w:r>
+      <w:r>
+        <w:rPr>
+          <w:rFonts w:ascii="Times New Roman" w:eastAsiaTheme="minorHAnsi" w:hAnsi="Times New Roman" w:cs="Times New Roman"/>
+          <w:lang w:eastAsia="en-US"/>
+        </w:rPr>
+        <w:t xml:space="preserve">, </w:t>
+      </w:r>
+    </w:p>
+    <w:p>
+      <w:pPr>
+        <w:tabs>
+          <w:tab w:val="left" w:pos="3807"/>
+        </w:tabs>
+        <w:spacing w:after="0" w:line="360" w:lineRule="auto"/>
+        <w:jc w:val="both"/>
+        <w:rPr>
+          <w:rFonts w:ascii="Times New Roman" w:eastAsiaTheme="minorHAnsi" w:hAnsi="Times New Roman" w:cs="Times New Roman"/>
+          <w:lang w:eastAsia="en-US"/>
+        </w:rPr>
+      </w:pPr>
+      <w:r>
+        <w:rPr>
+          <w:rFonts w:ascii="Times New Roman" w:eastAsiaTheme="minorHAnsi" w:hAnsi="Times New Roman" w:cs="Times New Roman"/>
+          <w:lang w:eastAsia="en-US"/>
+        </w:rPr>
+        <w:t>b) starszy strażak</w:t>
+      </w:r>
+      <w:r>
+        <w:rPr>
+          <w:rFonts w:ascii="Times New Roman" w:eastAsiaTheme="minorHAnsi" w:hAnsi="Times New Roman" w:cs="Times New Roman"/>
+          <w:lang w:eastAsia="en-US"/>
+        </w:rPr>
+        <w:t xml:space="preserve"> </w:t>
+      </w:r>
+      <w:r>
+        <w:rPr>
+          <w:rFonts w:ascii="Times New Roman" w:eastAsiaTheme="minorHAnsi" w:hAnsi="Times New Roman" w:cs="Times New Roman"/>
+          <w:lang w:eastAsia="en-US"/>
+        </w:rPr>
+        <w:t>KSRG</w:t>
+      </w:r>
+      <w:r>
+        <w:rPr>
+          <w:rFonts w:ascii="Times New Roman" w:eastAsiaTheme="minorHAnsi" w:hAnsi="Times New Roman" w:cs="Times New Roman"/>
+          <w:lang w:eastAsia="en-US"/>
+        </w:rPr>
+        <w:t xml:space="preserve">; </w:t>
       </w:r>
     </w:p>
     <w:p>
@@ -4523,388 +4559,252 @@
           <w:rFonts w:ascii="Times New Roman" w:eastAsiaTheme="minorHAnsi" w:hAnsi="Times New Roman" w:cs="Times New Roman"/>
           <w:lang w:eastAsia="en-US"/>
         </w:rPr>
-        <w:t>a) sekcyjny,</w:t>
-      </w:r>
-    </w:p>
-    <w:p>
-      <w:pPr>
-        <w:tabs>
-          <w:tab w:val="left" w:pos="3807"/>
-        </w:tabs>
-        <w:spacing w:after="0" w:line="360" w:lineRule="auto"/>
-        <w:jc w:val="both"/>
-        <w:rPr>
-          <w:rFonts w:ascii="Times New Roman" w:eastAsiaTheme="minorHAnsi" w:hAnsi="Times New Roman" w:cs="Times New Roman"/>
-          <w:lang w:eastAsia="en-US"/>
-        </w:rPr>
-      </w:pPr>
-      <w:r>
-        <w:rPr>
-          <w:rFonts w:ascii="Times New Roman" w:eastAsiaTheme="minorHAnsi" w:hAnsi="Times New Roman" w:cs="Times New Roman"/>
-          <w:lang w:eastAsia="en-US"/>
-        </w:rPr>
-        <w:t>b) młodszy ogniomistrz,</w:t>
-      </w:r>
-    </w:p>
-    <w:p>
-      <w:pPr>
-        <w:tabs>
-          <w:tab w:val="left" w:pos="3807"/>
-        </w:tabs>
-        <w:spacing w:after="0" w:line="360" w:lineRule="auto"/>
-        <w:jc w:val="both"/>
-        <w:rPr>
-          <w:rFonts w:ascii="Times New Roman" w:eastAsiaTheme="minorHAnsi" w:hAnsi="Times New Roman" w:cs="Times New Roman"/>
-          <w:lang w:eastAsia="en-US"/>
-        </w:rPr>
-      </w:pPr>
-      <w:r>
-        <w:rPr>
-          <w:rFonts w:ascii="Times New Roman" w:eastAsiaTheme="minorHAnsi" w:hAnsi="Times New Roman" w:cs="Times New Roman"/>
-          <w:lang w:eastAsia="en-US"/>
-        </w:rPr>
-        <w:t xml:space="preserve">c) ogniomistrz, </w:t>
-      </w:r>
-    </w:p>
-    <w:p>
-      <w:pPr>
-        <w:tabs>
-          <w:tab w:val="left" w:pos="3807"/>
-        </w:tabs>
-        <w:spacing w:after="0" w:line="360" w:lineRule="auto"/>
-        <w:jc w:val="both"/>
-        <w:rPr>
-          <w:rFonts w:ascii="Times New Roman" w:eastAsiaTheme="minorHAnsi" w:hAnsi="Times New Roman" w:cs="Times New Roman"/>
-          <w:lang w:eastAsia="en-US"/>
-        </w:rPr>
-      </w:pPr>
-      <w:r>
-        <w:rPr>
-          <w:rFonts w:ascii="Times New Roman" w:eastAsiaTheme="minorHAnsi" w:hAnsi="Times New Roman" w:cs="Times New Roman"/>
-          <w:lang w:eastAsia="en-US"/>
-        </w:rPr>
-        <w:t>d) starszy ogniomistrz;</w:t>
-      </w:r>
-    </w:p>
-    <w:p>
-      <w:pPr>
-        <w:tabs>
-          <w:tab w:val="left" w:pos="3807"/>
-        </w:tabs>
-        <w:spacing w:after="0" w:line="360" w:lineRule="auto"/>
-        <w:jc w:val="both"/>
-        <w:rPr>
-          <w:rFonts w:ascii="Times New Roman" w:eastAsiaTheme="minorHAnsi" w:hAnsi="Times New Roman" w:cs="Times New Roman"/>
-          <w:lang w:eastAsia="en-US"/>
-        </w:rPr>
-      </w:pPr>
-      <w:r>
-        <w:rPr>
-          <w:rFonts w:ascii="Times New Roman" w:eastAsiaTheme="minorHAnsi" w:hAnsi="Times New Roman" w:cs="Times New Roman"/>
-          <w:lang w:eastAsia="en-US"/>
-        </w:rPr>
-        <w:t xml:space="preserve">3) </w:t>
-      </w:r>
-      <w:r>
-        <w:rPr>
-          <w:rFonts w:ascii="Times New Roman" w:eastAsiaTheme="minorHAnsi" w:hAnsi="Times New Roman" w:cs="Times New Roman"/>
-          <w:lang w:eastAsia="en-US"/>
-        </w:rPr>
-        <w:t xml:space="preserve">korpus aspirantów KSRG: </w:t>
-      </w:r>
-    </w:p>
-    <w:p>
-      <w:pPr>
-        <w:tabs>
-          <w:tab w:val="left" w:pos="3807"/>
-        </w:tabs>
-        <w:spacing w:after="0" w:line="360" w:lineRule="auto"/>
-        <w:jc w:val="both"/>
-        <w:rPr>
-          <w:rFonts w:ascii="Times New Roman" w:eastAsiaTheme="minorHAnsi" w:hAnsi="Times New Roman" w:cs="Times New Roman"/>
-          <w:lang w:eastAsia="en-US"/>
-        </w:rPr>
-      </w:pPr>
-      <w:r>
-        <w:rPr>
-          <w:rFonts w:ascii="Times New Roman" w:eastAsiaTheme="minorHAnsi" w:hAnsi="Times New Roman" w:cs="Times New Roman"/>
-          <w:lang w:eastAsia="en-US"/>
-        </w:rPr>
-        <w:t>a) młodszy aspirant,</w:t>
-      </w:r>
-    </w:p>
-    <w:p>
-      <w:pPr>
-        <w:tabs>
-          <w:tab w:val="left" w:pos="3807"/>
-        </w:tabs>
-        <w:spacing w:after="0" w:line="360" w:lineRule="auto"/>
-        <w:jc w:val="both"/>
-        <w:rPr>
-          <w:rFonts w:ascii="Times New Roman" w:eastAsiaTheme="minorHAnsi" w:hAnsi="Times New Roman" w:cs="Times New Roman"/>
-          <w:lang w:eastAsia="en-US"/>
-        </w:rPr>
-      </w:pPr>
-      <w:r>
-        <w:rPr>
-          <w:rFonts w:ascii="Times New Roman" w:eastAsiaTheme="minorHAnsi" w:hAnsi="Times New Roman" w:cs="Times New Roman"/>
-          <w:lang w:eastAsia="en-US"/>
-        </w:rPr>
-        <w:t xml:space="preserve">b) aspirant, </w:t>
-      </w:r>
-    </w:p>
-    <w:p>
-      <w:pPr>
-        <w:tabs>
-          <w:tab w:val="left" w:pos="3807"/>
-        </w:tabs>
-        <w:spacing w:after="0" w:line="360" w:lineRule="auto"/>
-        <w:jc w:val="both"/>
-        <w:rPr>
-          <w:rFonts w:ascii="Times New Roman" w:eastAsiaTheme="minorHAnsi" w:hAnsi="Times New Roman" w:cs="Times New Roman"/>
-          <w:lang w:eastAsia="en-US"/>
-        </w:rPr>
-      </w:pPr>
-      <w:r>
-        <w:rPr>
-          <w:rFonts w:ascii="Times New Roman" w:eastAsiaTheme="minorHAnsi" w:hAnsi="Times New Roman" w:cs="Times New Roman"/>
-          <w:lang w:eastAsia="en-US"/>
-        </w:rPr>
-        <w:t>c) starszy aspirant;</w:t>
-      </w:r>
-    </w:p>
-    <w:p>
-      <w:pPr>
-        <w:tabs>
-          <w:tab w:val="left" w:pos="3807"/>
-        </w:tabs>
-        <w:spacing w:after="0" w:line="360" w:lineRule="auto"/>
-        <w:jc w:val="both"/>
-        <w:rPr>
-          <w:rFonts w:ascii="Times New Roman" w:eastAsiaTheme="minorHAnsi" w:hAnsi="Times New Roman" w:cs="Times New Roman"/>
-          <w:lang w:eastAsia="en-US"/>
-        </w:rPr>
-      </w:pPr>
-      <w:r>
-        <w:rPr>
-          <w:rFonts w:ascii="Times New Roman" w:eastAsiaTheme="minorHAnsi" w:hAnsi="Times New Roman" w:cs="Times New Roman"/>
-          <w:lang w:eastAsia="en-US"/>
-        </w:rPr>
-        <w:t xml:space="preserve">4) </w:t>
-      </w:r>
-      <w:r>
-        <w:rPr>
-          <w:rFonts w:ascii="Times New Roman" w:eastAsiaTheme="minorHAnsi" w:hAnsi="Times New Roman" w:cs="Times New Roman"/>
-          <w:lang w:eastAsia="en-US"/>
-        </w:rPr>
-        <w:t xml:space="preserve">korpus oficerów młodszych i starszych KSRG: </w:t>
-      </w:r>
-    </w:p>
-    <w:p>
-      <w:pPr>
-        <w:tabs>
-          <w:tab w:val="left" w:pos="3807"/>
-        </w:tabs>
-        <w:spacing w:after="0" w:line="360" w:lineRule="auto"/>
-        <w:jc w:val="both"/>
-        <w:rPr>
-          <w:rFonts w:ascii="Times New Roman" w:eastAsiaTheme="minorHAnsi" w:hAnsi="Times New Roman" w:cs="Times New Roman"/>
-          <w:lang w:eastAsia="en-US"/>
-        </w:rPr>
-      </w:pPr>
-      <w:r>
-        <w:rPr>
-          <w:rFonts w:ascii="Times New Roman" w:eastAsiaTheme="minorHAnsi" w:hAnsi="Times New Roman" w:cs="Times New Roman"/>
-          <w:lang w:eastAsia="en-US"/>
-        </w:rPr>
-        <w:t>a) młodszy kapitan,</w:t>
-      </w:r>
-    </w:p>
-    <w:p>
-      <w:pPr>
-        <w:tabs>
-          <w:tab w:val="left" w:pos="3807"/>
-        </w:tabs>
-        <w:spacing w:after="0" w:line="360" w:lineRule="auto"/>
-        <w:jc w:val="both"/>
-        <w:rPr>
-          <w:rFonts w:ascii="Times New Roman" w:eastAsiaTheme="minorHAnsi" w:hAnsi="Times New Roman" w:cs="Times New Roman"/>
-          <w:lang w:eastAsia="en-US"/>
-        </w:rPr>
-      </w:pPr>
-      <w:r>
-        <w:rPr>
-          <w:rFonts w:ascii="Times New Roman" w:eastAsiaTheme="minorHAnsi" w:hAnsi="Times New Roman" w:cs="Times New Roman"/>
-          <w:lang w:eastAsia="en-US"/>
-        </w:rPr>
-        <w:t xml:space="preserve">b) kapitan, </w:t>
-      </w:r>
-    </w:p>
-    <w:p>
-      <w:pPr>
-        <w:tabs>
-          <w:tab w:val="left" w:pos="3807"/>
-        </w:tabs>
-        <w:spacing w:after="0" w:line="360" w:lineRule="auto"/>
-        <w:jc w:val="both"/>
-        <w:rPr>
-          <w:rFonts w:ascii="Times New Roman" w:eastAsiaTheme="minorHAnsi" w:hAnsi="Times New Roman" w:cs="Times New Roman"/>
-          <w:lang w:eastAsia="en-US"/>
-        </w:rPr>
-      </w:pPr>
-      <w:r>
-        <w:rPr>
-          <w:rFonts w:ascii="Times New Roman" w:eastAsiaTheme="minorHAnsi" w:hAnsi="Times New Roman" w:cs="Times New Roman"/>
-          <w:lang w:eastAsia="en-US"/>
-        </w:rPr>
-        <w:t>c) starszy kapitan,</w:t>
-      </w:r>
-    </w:p>
-    <w:p>
-      <w:pPr>
-        <w:tabs>
-          <w:tab w:val="left" w:pos="3807"/>
-        </w:tabs>
-        <w:spacing w:after="0" w:line="360" w:lineRule="auto"/>
-        <w:jc w:val="both"/>
-        <w:rPr>
-          <w:rFonts w:ascii="Times New Roman" w:eastAsiaTheme="minorHAnsi" w:hAnsi="Times New Roman" w:cs="Times New Roman"/>
-          <w:lang w:eastAsia="en-US"/>
-        </w:rPr>
-      </w:pPr>
-      <w:r>
-        <w:rPr>
-          <w:rFonts w:ascii="Times New Roman" w:eastAsiaTheme="minorHAnsi" w:hAnsi="Times New Roman" w:cs="Times New Roman"/>
-          <w:lang w:eastAsia="en-US"/>
-        </w:rPr>
-        <w:t>d) młodszy brygadier,</w:t>
-      </w:r>
-    </w:p>
-    <w:p>
-      <w:pPr>
-        <w:tabs>
-          <w:tab w:val="left" w:pos="3807"/>
-        </w:tabs>
-        <w:spacing w:after="0" w:line="360" w:lineRule="auto"/>
-        <w:jc w:val="both"/>
-        <w:rPr>
-          <w:rFonts w:ascii="Times New Roman" w:eastAsiaTheme="minorHAnsi" w:hAnsi="Times New Roman" w:cs="Times New Roman"/>
-          <w:lang w:eastAsia="en-US"/>
-        </w:rPr>
-      </w:pPr>
-      <w:r>
-        <w:rPr>
-          <w:rFonts w:ascii="Times New Roman" w:eastAsiaTheme="minorHAnsi" w:hAnsi="Times New Roman" w:cs="Times New Roman"/>
-          <w:lang w:eastAsia="en-US"/>
-        </w:rPr>
-        <w:t xml:space="preserve">e) brygadier, </w:t>
-      </w:r>
-    </w:p>
-    <w:p>
-      <w:pPr>
-        <w:tabs>
-          <w:tab w:val="left" w:pos="3807"/>
-        </w:tabs>
-        <w:spacing w:after="0" w:line="360" w:lineRule="auto"/>
-        <w:jc w:val="both"/>
-        <w:rPr>
-          <w:rFonts w:ascii="Times New Roman" w:eastAsiaTheme="minorHAnsi" w:hAnsi="Times New Roman" w:cs="Times New Roman"/>
-          <w:lang w:eastAsia="en-US"/>
-        </w:rPr>
-      </w:pPr>
-      <w:r>
-        <w:rPr>
-          <w:rFonts w:ascii="Times New Roman" w:eastAsiaTheme="minorHAnsi" w:hAnsi="Times New Roman" w:cs="Times New Roman"/>
-          <w:lang w:eastAsia="en-US"/>
-        </w:rPr>
-        <w:t>f) starszy brygadier;</w:t>
-      </w:r>
-    </w:p>
-    <w:p>
-      <w:pPr>
-        <w:tabs>
-          <w:tab w:val="left" w:pos="3807"/>
-        </w:tabs>
-        <w:spacing w:after="0" w:line="360" w:lineRule="auto"/>
-        <w:jc w:val="both"/>
-        <w:rPr>
-          <w:rFonts w:ascii="Times New Roman" w:eastAsiaTheme="minorHAnsi" w:hAnsi="Times New Roman" w:cs="Times New Roman"/>
-          <w:lang w:eastAsia="en-US"/>
-        </w:rPr>
-      </w:pPr>
-      <w:r>
-        <w:rPr>
-          <w:rFonts w:ascii="Times New Roman" w:eastAsiaTheme="minorHAnsi" w:hAnsi="Times New Roman" w:cs="Times New Roman"/>
-          <w:lang w:eastAsia="en-US"/>
-        </w:rPr>
-        <w:t xml:space="preserve">5) </w:t>
-      </w:r>
-      <w:r>
-        <w:rPr>
-          <w:rFonts w:ascii="Times New Roman" w:eastAsiaTheme="minorHAnsi" w:hAnsi="Times New Roman" w:cs="Times New Roman"/>
-          <w:lang w:eastAsia="en-US"/>
-        </w:rPr>
-        <w:t xml:space="preserve">korpus generałów KSRG: </w:t>
-      </w:r>
-    </w:p>
-    <w:p>
-      <w:pPr>
-        <w:tabs>
-          <w:tab w:val="left" w:pos="3807"/>
-        </w:tabs>
-        <w:spacing w:after="0" w:line="360" w:lineRule="auto"/>
-        <w:jc w:val="both"/>
-        <w:rPr>
-          <w:rFonts w:ascii="Times New Roman" w:eastAsiaTheme="minorHAnsi" w:hAnsi="Times New Roman" w:cs="Times New Roman"/>
-          <w:lang w:eastAsia="en-US"/>
-        </w:rPr>
-      </w:pPr>
-      <w:r>
-        <w:rPr>
-          <w:rFonts w:ascii="Times New Roman" w:eastAsiaTheme="minorHAnsi" w:hAnsi="Times New Roman" w:cs="Times New Roman"/>
-          <w:lang w:eastAsia="en-US"/>
-        </w:rPr>
-        <w:t>a) nadbrygadier KSRG,</w:t>
-      </w:r>
-    </w:p>
-    <w:p>
-      <w:pPr>
-        <w:tabs>
-          <w:tab w:val="left" w:pos="3807"/>
-        </w:tabs>
-        <w:spacing w:after="0" w:line="360" w:lineRule="auto"/>
-        <w:jc w:val="both"/>
-        <w:rPr>
-          <w:rFonts w:ascii="Times New Roman" w:eastAsiaTheme="minorHAnsi" w:hAnsi="Times New Roman" w:cs="Times New Roman"/>
-          <w:lang w:eastAsia="en-US"/>
-        </w:rPr>
-      </w:pPr>
-      <w:r>
-        <w:rPr>
-          <w:rFonts w:ascii="Times New Roman" w:eastAsiaTheme="minorHAnsi" w:hAnsi="Times New Roman" w:cs="Times New Roman"/>
-          <w:lang w:eastAsia="en-US"/>
-        </w:rPr>
-        <w:t xml:space="preserve">b) generał brygadier KSRG. </w:t>
-      </w:r>
-    </w:p>
-    <w:p>
-      <w:pPr>
-        <w:tabs>
-          <w:tab w:val="left" w:pos="3807"/>
-        </w:tabs>
-        <w:spacing w:after="0" w:line="360" w:lineRule="auto"/>
-        <w:jc w:val="both"/>
-        <w:rPr>
-          <w:rFonts w:ascii="Times New Roman" w:eastAsiaTheme="minorHAnsi" w:hAnsi="Times New Roman" w:cs="Times New Roman"/>
-          <w:lang w:eastAsia="en-US"/>
-        </w:rPr>
-      </w:pPr>
-      <w:r>
-        <w:rPr>
-          <w:rFonts w:ascii="Times New Roman" w:eastAsiaTheme="minorHAnsi" w:hAnsi="Times New Roman" w:cs="Times New Roman"/>
-          <w:lang w:eastAsia="en-US"/>
-        </w:rPr>
-        <w:lastRenderedPageBreak/>
+        <w:t>a</w:t>
+      </w:r>
+      <w:r>
+        <w:rPr>
+          <w:rFonts w:ascii="Times New Roman" w:eastAsiaTheme="minorHAnsi" w:hAnsi="Times New Roman" w:cs="Times New Roman"/>
+          <w:lang w:eastAsia="en-US"/>
+        </w:rPr>
+        <w:t>) ogniomistrz</w:t>
+      </w:r>
+      <w:r>
+        <w:rPr>
+          <w:rFonts w:ascii="Times New Roman" w:eastAsiaTheme="minorHAnsi" w:hAnsi="Times New Roman" w:cs="Times New Roman"/>
+          <w:lang w:eastAsia="en-US"/>
+        </w:rPr>
+        <w:t xml:space="preserve"> </w:t>
+      </w:r>
+      <w:r>
+        <w:rPr>
+          <w:rFonts w:ascii="Times New Roman" w:eastAsiaTheme="minorHAnsi" w:hAnsi="Times New Roman" w:cs="Times New Roman"/>
+          <w:lang w:eastAsia="en-US"/>
+        </w:rPr>
+        <w:t>KSRG</w:t>
+      </w:r>
+      <w:r>
+        <w:rPr>
+          <w:rFonts w:ascii="Times New Roman" w:eastAsiaTheme="minorHAnsi" w:hAnsi="Times New Roman" w:cs="Times New Roman"/>
+          <w:lang w:eastAsia="en-US"/>
+        </w:rPr>
+        <w:t xml:space="preserve">, </w:t>
+      </w:r>
+    </w:p>
+    <w:p>
+      <w:pPr>
+        <w:tabs>
+          <w:tab w:val="left" w:pos="3807"/>
+        </w:tabs>
+        <w:spacing w:after="0" w:line="360" w:lineRule="auto"/>
+        <w:jc w:val="both"/>
+        <w:rPr>
+          <w:rFonts w:ascii="Times New Roman" w:eastAsiaTheme="minorHAnsi" w:hAnsi="Times New Roman" w:cs="Times New Roman"/>
+          <w:lang w:eastAsia="en-US"/>
+        </w:rPr>
+      </w:pPr>
+      <w:r>
+        <w:rPr>
+          <w:rFonts w:ascii="Times New Roman" w:eastAsiaTheme="minorHAnsi" w:hAnsi="Times New Roman" w:cs="Times New Roman"/>
+          <w:lang w:eastAsia="en-US"/>
+        </w:rPr>
+        <w:t>b) aspirant</w:t>
+      </w:r>
+      <w:r>
+        <w:rPr>
+          <w:rFonts w:ascii="Times New Roman" w:eastAsiaTheme="minorHAnsi" w:hAnsi="Times New Roman" w:cs="Times New Roman"/>
+          <w:lang w:eastAsia="en-US"/>
+        </w:rPr>
+        <w:t xml:space="preserve"> </w:t>
+      </w:r>
+      <w:r>
+        <w:rPr>
+          <w:rFonts w:ascii="Times New Roman" w:eastAsiaTheme="minorHAnsi" w:hAnsi="Times New Roman" w:cs="Times New Roman"/>
+          <w:lang w:eastAsia="en-US"/>
+        </w:rPr>
+        <w:t>KSRG</w:t>
+      </w:r>
+      <w:r>
+        <w:rPr>
+          <w:rFonts w:ascii="Times New Roman" w:eastAsiaTheme="minorHAnsi" w:hAnsi="Times New Roman" w:cs="Times New Roman"/>
+          <w:lang w:eastAsia="en-US"/>
+        </w:rPr>
+        <w:t xml:space="preserve">, </w:t>
+      </w:r>
+    </w:p>
+    <w:p>
+      <w:pPr>
+        <w:tabs>
+          <w:tab w:val="left" w:pos="3807"/>
+        </w:tabs>
+        <w:spacing w:after="0" w:line="360" w:lineRule="auto"/>
+        <w:jc w:val="both"/>
+        <w:rPr>
+          <w:rFonts w:ascii="Times New Roman" w:eastAsiaTheme="minorHAnsi" w:hAnsi="Times New Roman" w:cs="Times New Roman"/>
+          <w:lang w:eastAsia="en-US"/>
+        </w:rPr>
+      </w:pPr>
+      <w:r>
+        <w:rPr>
+          <w:rFonts w:ascii="Times New Roman" w:eastAsiaTheme="minorHAnsi" w:hAnsi="Times New Roman" w:cs="Times New Roman"/>
+          <w:lang w:eastAsia="en-US"/>
+        </w:rPr>
+        <w:t>3</w:t>
+      </w:r>
+      <w:r>
+        <w:rPr>
+          <w:rFonts w:ascii="Times New Roman" w:eastAsiaTheme="minorHAnsi" w:hAnsi="Times New Roman" w:cs="Times New Roman"/>
+          <w:lang w:eastAsia="en-US"/>
+        </w:rPr>
+        <w:t xml:space="preserve">) </w:t>
+      </w:r>
+      <w:r>
+        <w:rPr>
+          <w:rFonts w:ascii="Times New Roman" w:eastAsiaTheme="minorHAnsi" w:hAnsi="Times New Roman" w:cs="Times New Roman"/>
+          <w:lang w:eastAsia="en-US"/>
+        </w:rPr>
+        <w:t xml:space="preserve">korpus oficerów KSRG: </w:t>
+      </w:r>
+    </w:p>
+    <w:p>
+      <w:pPr>
+        <w:tabs>
+          <w:tab w:val="left" w:pos="3807"/>
+        </w:tabs>
+        <w:spacing w:after="0" w:line="360" w:lineRule="auto"/>
+        <w:jc w:val="both"/>
+        <w:rPr>
+          <w:rFonts w:ascii="Times New Roman" w:eastAsiaTheme="minorHAnsi" w:hAnsi="Times New Roman" w:cs="Times New Roman"/>
+          <w:lang w:eastAsia="en-US"/>
+        </w:rPr>
+      </w:pPr>
+      <w:r>
+        <w:rPr>
+          <w:rFonts w:ascii="Times New Roman" w:eastAsiaTheme="minorHAnsi" w:hAnsi="Times New Roman" w:cs="Times New Roman"/>
+          <w:lang w:eastAsia="en-US"/>
+        </w:rPr>
+        <w:t>a</w:t>
+      </w:r>
+      <w:r>
+        <w:rPr>
+          <w:rFonts w:ascii="Times New Roman" w:eastAsiaTheme="minorHAnsi" w:hAnsi="Times New Roman" w:cs="Times New Roman"/>
+          <w:lang w:eastAsia="en-US"/>
+        </w:rPr>
+        <w:t>) kapitan</w:t>
+      </w:r>
+      <w:r>
+        <w:rPr>
+          <w:rFonts w:ascii="Times New Roman" w:eastAsiaTheme="minorHAnsi" w:hAnsi="Times New Roman" w:cs="Times New Roman"/>
+          <w:lang w:eastAsia="en-US"/>
+        </w:rPr>
+        <w:t xml:space="preserve"> </w:t>
+      </w:r>
+      <w:r>
+        <w:rPr>
+          <w:rFonts w:ascii="Times New Roman" w:eastAsiaTheme="minorHAnsi" w:hAnsi="Times New Roman" w:cs="Times New Roman"/>
+          <w:lang w:eastAsia="en-US"/>
+        </w:rPr>
+        <w:t>KSRG</w:t>
+      </w:r>
+      <w:r>
+        <w:rPr>
+          <w:rFonts w:ascii="Times New Roman" w:eastAsiaTheme="minorHAnsi" w:hAnsi="Times New Roman" w:cs="Times New Roman"/>
+          <w:lang w:eastAsia="en-US"/>
+        </w:rPr>
+        <w:t xml:space="preserve">, </w:t>
+      </w:r>
+    </w:p>
+    <w:p>
+      <w:pPr>
+        <w:tabs>
+          <w:tab w:val="left" w:pos="3807"/>
+        </w:tabs>
+        <w:spacing w:after="0" w:line="360" w:lineRule="auto"/>
+        <w:jc w:val="both"/>
+        <w:rPr>
+          <w:rFonts w:ascii="Times New Roman" w:eastAsiaTheme="minorHAnsi" w:hAnsi="Times New Roman" w:cs="Times New Roman"/>
+          <w:lang w:eastAsia="en-US"/>
+        </w:rPr>
+      </w:pPr>
+      <w:r>
+        <w:rPr>
+          <w:rFonts w:ascii="Times New Roman" w:eastAsiaTheme="minorHAnsi" w:hAnsi="Times New Roman" w:cs="Times New Roman"/>
+          <w:lang w:eastAsia="en-US"/>
+        </w:rPr>
+        <w:t>b</w:t>
+      </w:r>
+      <w:r>
+        <w:rPr>
+          <w:rFonts w:ascii="Times New Roman" w:eastAsiaTheme="minorHAnsi" w:hAnsi="Times New Roman" w:cs="Times New Roman"/>
+          <w:lang w:eastAsia="en-US"/>
+        </w:rPr>
+        <w:t>) brygadier</w:t>
+      </w:r>
+      <w:r>
+        <w:rPr>
+          <w:rFonts w:ascii="Times New Roman" w:eastAsiaTheme="minorHAnsi" w:hAnsi="Times New Roman" w:cs="Times New Roman"/>
+          <w:lang w:eastAsia="en-US"/>
+        </w:rPr>
+        <w:t xml:space="preserve"> </w:t>
+      </w:r>
+      <w:r>
+        <w:rPr>
+          <w:rFonts w:ascii="Times New Roman" w:eastAsiaTheme="minorHAnsi" w:hAnsi="Times New Roman" w:cs="Times New Roman"/>
+          <w:lang w:eastAsia="en-US"/>
+        </w:rPr>
+        <w:t>KSRG</w:t>
+      </w:r>
+      <w:r>
+        <w:rPr>
+          <w:rFonts w:ascii="Times New Roman" w:eastAsiaTheme="minorHAnsi" w:hAnsi="Times New Roman" w:cs="Times New Roman"/>
+          <w:lang w:eastAsia="en-US"/>
+        </w:rPr>
+        <w:t xml:space="preserve">, </w:t>
+      </w:r>
+    </w:p>
+    <w:p>
+      <w:pPr>
+        <w:tabs>
+          <w:tab w:val="left" w:pos="3807"/>
+        </w:tabs>
+        <w:spacing w:after="0" w:line="360" w:lineRule="auto"/>
+        <w:jc w:val="both"/>
+        <w:rPr>
+          <w:rFonts w:ascii="Times New Roman" w:eastAsiaTheme="minorHAnsi" w:hAnsi="Times New Roman" w:cs="Times New Roman"/>
+          <w:lang w:eastAsia="en-US"/>
+        </w:rPr>
+      </w:pPr>
+      <w:r>
+        <w:rPr>
+          <w:rFonts w:ascii="Times New Roman" w:eastAsiaTheme="minorHAnsi" w:hAnsi="Times New Roman" w:cs="Times New Roman"/>
+          <w:lang w:eastAsia="en-US"/>
+        </w:rPr>
+        <w:t>c</w:t>
+      </w:r>
+      <w:r>
+        <w:rPr>
+          <w:rFonts w:ascii="Times New Roman" w:eastAsiaTheme="minorHAnsi" w:hAnsi="Times New Roman" w:cs="Times New Roman"/>
+          <w:lang w:eastAsia="en-US"/>
+        </w:rPr>
+        <w:t xml:space="preserve">) generał brygadier KSRG. </w:t>
+      </w:r>
+    </w:p>
+    <w:p>
+      <w:pPr>
+        <w:tabs>
+          <w:tab w:val="left" w:pos="3807"/>
+        </w:tabs>
+        <w:spacing w:after="0" w:line="360" w:lineRule="auto"/>
+        <w:jc w:val="both"/>
+        <w:rPr>
+          <w:rFonts w:ascii="Times New Roman" w:eastAsiaTheme="minorHAnsi" w:hAnsi="Times New Roman" w:cs="Times New Roman"/>
+          <w:lang w:eastAsia="en-US"/>
+        </w:rPr>
+      </w:pPr>
+      <w:r>
+        <w:rPr>
+          <w:rFonts w:ascii="Times New Roman" w:eastAsiaTheme="minorHAnsi" w:hAnsi="Times New Roman" w:cs="Times New Roman"/>
+          <w:lang w:eastAsia="en-US"/>
+        </w:rPr>
         <w:t xml:space="preserve">2. </w:t>
       </w:r>
       <w:r>
@@ -5287,7 +5187,6 @@
           <w:bCs/>
           <w:lang w:eastAsia="en-US"/>
         </w:rPr>
-        <w:lastRenderedPageBreak/>
         <w:t>Art. 30.</w:t>
       </w:r>
       <w:r>
@@ -6142,7 +6041,7 @@
 </file>
 
 <file path=word/endnotes.xml><?xml version="1.0" encoding="utf-8"?>
-<w:endnotes xmlns:wpc="http://schemas.microsoft.com/office/word/2010/wordprocessingCanvas" xmlns:cx="http://schemas.microsoft.com/office/drawing/2014/chartex" xmlns:cx1="http://schemas.microsoft.com/office/drawing/2015/9/8/chartex" xmlns:cx2="http://schemas.microsoft.com/office/drawing/2015/10/21/chartex" xmlns:cx3="http://schemas.microsoft.com/office/drawing/2016/5/9/chartex" xmlns:cx4="http://schemas.microsoft.com/office/drawing/2016/5/10/chartex" xmlns:cx5="http://schemas.microsoft.com/office/drawing/2016/5/11/chartex" xmlns:cx6="http://schemas.microsoft.com/office/drawing/2016/5/12/chartex" xmlns:cx7="http://schemas.microsoft.com/office/drawing/2016/5/13/chartex" xmlns:cx8="http://schemas.microsoft.com/office/drawing/2016/5/14/chartex" xmlns:mc="http://schemas.openxmlformats.org/markup-compatibility/2006" xmlns:aink="http://schemas.microsoft.com/office/drawing/2016/ink" xmlns:am3d="http://schemas.microsoft.com/office/drawing/2017/model3d" xmlns:o="urn:schemas-microsoft-com:office:office" xmlns:oel="http://schemas.microsoft.com/office/2019/extlst" xmlns:r="http://schemas.openxmlformats.org/officeDocument/2006/relationships" xmlns:m="http://schemas.openxmlformats.org/officeDocument/2006/math" xmlns:v="urn:schemas-microsoft-com:vml" xmlns:wp14="http://schemas.microsoft.com/office/word/2010/wordprocessingDrawing" xmlns:wp="http://schemas.openxmlformats.org/drawingml/2006/wordprocessingDrawing" xmlns:w10="urn:schemas-microsoft-com:office:word" xmlns:w="http://schemas.openxmlformats.org/wordprocessingml/2006/main" xmlns:w14="http://schemas.microsoft.com/office/word/2010/wordml" xmlns:w15="http://schemas.microsoft.com/office/word/2012/wordml" xmlns:w16cex="http://schemas.microsoft.com/office/word/2018/wordml/cex" xmlns:w16cid="http://schemas.microsoft.com/office/word/2016/wordml/cid" xmlns:w16="http://schemas.microsoft.com/office/word/2018/wordml" xmlns:w16du="http://schemas.microsoft.com/office/word/2023/wordml/word16du" xmlns:w16sdtdh="http://schemas.microsoft.com/office/word/2020/wordml/sdtdatahash" xmlns:w16sdtfl="http://schemas.microsoft.com/office/word/2024/wordml/sdtformatlock" xmlns:w16se="http://schemas.microsoft.com/office/word/2015/wordml/symex" xmlns:wpg="http://schemas.microsoft.com/office/word/2010/wordprocessingGroup" xmlns:wpi="http://schemas.microsoft.com/office/word/2010/wordprocessingInk" xmlns:wne="http://schemas.microsoft.com/office/word/2006/wordml" xmlns:wps="http://schemas.microsoft.com/office/word/2010/wordprocessingShape" mc:Ignorable="w14 w15 w16se w16cid w16 w16cex w16sdtdh w16sdtfl w16du wp14">
+<w:endnotes xmlns:wpc="http://schemas.microsoft.com/office/word/2010/wordprocessingCanvas" xmlns:cx="http://schemas.microsoft.com/office/drawing/2014/chartex" xmlns:cx1="http://schemas.microsoft.com/office/drawing/2015/9/8/chartex" xmlns:cx2="http://schemas.microsoft.com/office/drawing/2015/10/21/chartex" xmlns:cx3="http://schemas.microsoft.com/office/drawing/2016/5/9/chartex" xmlns:cx4="http://schemas.microsoft.com/office/drawing/2016/5/10/chartex" xmlns:cx5="http://schemas.microsoft.com/office/drawing/2016/5/11/chartex" xmlns:cx6="http://schemas.microsoft.com/office/drawing/2016/5/12/chartex" xmlns:cx7="http://schemas.microsoft.com/office/drawing/2016/5/13/chartex" xmlns:cx8="http://schemas.microsoft.com/office/drawing/2016/5/14/chartex" xmlns:mc="http://schemas.openxmlformats.org/markup-compatibility/2006" xmlns:aink="http://schemas.microsoft.com/office/drawing/2016/ink" xmlns:am3d="http://schemas.microsoft.com/office/drawing/2017/model3d" xmlns:o="urn:schemas-microsoft-com:office:office" xmlns:oel="http://schemas.microsoft.com/office/2019/extlst" xmlns:r="http://schemas.openxmlformats.org/officeDocument/2006/relationships" xmlns:m="http://schemas.openxmlformats.org/officeDocument/2006/math" xmlns:v="urn:schemas-microsoft-com:vml" xmlns:wp14="http://schemas.microsoft.com/office/word/2010/wordprocessingDrawing" xmlns:wp="http://schemas.openxmlformats.org/drawingml/2006/wordprocessingDrawing" xmlns:w10="urn:schemas-microsoft-com:office:word" xmlns:w="http://schemas.openxmlformats.org/wordprocessingml/2006/main" xmlns:w14="http://schemas.microsoft.com/office/word/2010/wordml" xmlns:w15="http://schemas.microsoft.com/office/word/2012/wordml" xmlns:w16cei="http://schemas.microsoft.com/office/word/2026/wordml/cei" xmlns:w16cex="http://schemas.microsoft.com/office/word/2018/wordml/cex" xmlns:w16cid="http://schemas.microsoft.com/office/word/2016/wordml/cid" xmlns:w16="http://schemas.microsoft.com/office/word/2018/wordml" xmlns:w16du="http://schemas.microsoft.com/office/word/2023/wordml/word16du" xmlns:w16sdtdh="http://schemas.microsoft.com/office/word/2020/wordml/sdtdatahash" xmlns:w16sdtfl="http://schemas.microsoft.com/office/word/2024/wordml/sdtformatlock" xmlns:w16se="http://schemas.microsoft.com/office/word/2015/wordml/symex" xmlns:wpg="http://schemas.microsoft.com/office/word/2010/wordprocessingGroup" xmlns:wpi="http://schemas.microsoft.com/office/word/2010/wordprocessingInk" xmlns:wne="http://schemas.microsoft.com/office/word/2006/wordml" xmlns:wps="http://schemas.microsoft.com/office/word/2010/wordprocessingShape" mc:Ignorable="w14 w15 w16se w16cid w16 w16cex w16sdtdh w16sdtfl w16du wp14">
   <w:endnote w:type="separator" w:id="-1">
     <w:p>
       <w:pPr>
@@ -6167,7 +6066,7 @@
 </file>
 
 <file path=word/footer1.xml><?xml version="1.0" encoding="utf-8"?>
-<w:ftr xmlns:wpc="http://schemas.microsoft.com/office/word/2010/wordprocessingCanvas" xmlns:cx="http://schemas.microsoft.com/office/drawing/2014/chartex" xmlns:cx1="http://schemas.microsoft.com/office/drawing/2015/9/8/chartex" xmlns:cx2="http://schemas.microsoft.com/office/drawing/2015/10/21/chartex" xmlns:cx3="http://schemas.microsoft.com/office/drawing/2016/5/9/chartex" xmlns:cx4="http://schemas.microsoft.com/office/drawing/2016/5/10/chartex" xmlns:cx5="http://schemas.microsoft.com/office/drawing/2016/5/11/chartex" xmlns:cx6="http://schemas.microsoft.com/office/drawing/2016/5/12/chartex" xmlns:cx7="http://schemas.microsoft.com/office/drawing/2016/5/13/chartex" xmlns:cx8="http://schemas.microsoft.com/office/drawing/2016/5/14/chartex" xmlns:mc="http://schemas.openxmlformats.org/markup-compatibility/2006" xmlns:aink="http://schemas.microsoft.com/office/drawing/2016/ink" xmlns:am3d="http://schemas.microsoft.com/office/drawing/2017/model3d" xmlns:o="urn:schemas-microsoft-com:office:office" xmlns:oel="http://schemas.microsoft.com/office/2019/extlst" xmlns:r="http://schemas.openxmlformats.org/officeDocument/2006/relationships" xmlns:m="http://schemas.openxmlformats.org/officeDocument/2006/math" xmlns:v="urn:schemas-microsoft-com:vml" xmlns:wp14="http://schemas.microsoft.com/office/word/2010/wordprocessingDrawing" xmlns:wp="http://schemas.openxmlformats.org/drawingml/2006/wordprocessingDrawing" xmlns:w10="urn:schemas-microsoft-com:office:word" xmlns:w="http://schemas.openxmlformats.org/wordprocessingml/2006/main" xmlns:w14="http://schemas.microsoft.com/office/word/2010/wordml" xmlns:w15="http://schemas.microsoft.com/office/word/2012/wordml" xmlns:w16cex="http://schemas.microsoft.com/office/word/2018/wordml/cex" xmlns:w16cid="http://schemas.microsoft.com/office/word/2016/wordml/cid" xmlns:w16="http://schemas.microsoft.com/office/word/2018/wordml" xmlns:w16du="http://schemas.microsoft.com/office/word/2023/wordml/word16du" xmlns:w16sdtdh="http://schemas.microsoft.com/office/word/2020/wordml/sdtdatahash" xmlns:w16sdtfl="http://schemas.microsoft.com/office/word/2024/wordml/sdtformatlock" xmlns:w16se="http://schemas.microsoft.com/office/word/2015/wordml/symex" xmlns:wpg="http://schemas.microsoft.com/office/word/2010/wordprocessingGroup" xmlns:wpi="http://schemas.microsoft.com/office/word/2010/wordprocessingInk" xmlns:wne="http://schemas.microsoft.com/office/word/2006/wordml" xmlns:wps="http://schemas.microsoft.com/office/word/2010/wordprocessingShape" mc:Ignorable="w14 w15 w16se w16cid w16 w16cex w16sdtdh w16sdtfl w16du wp14">
+<w:ftr xmlns:wpc="http://schemas.microsoft.com/office/word/2010/wordprocessingCanvas" xmlns:cx="http://schemas.microsoft.com/office/drawing/2014/chartex" xmlns:cx1="http://schemas.microsoft.com/office/drawing/2015/9/8/chartex" xmlns:cx2="http://schemas.microsoft.com/office/drawing/2015/10/21/chartex" xmlns:cx3="http://schemas.microsoft.com/office/drawing/2016/5/9/chartex" xmlns:cx4="http://schemas.microsoft.com/office/drawing/2016/5/10/chartex" xmlns:cx5="http://schemas.microsoft.com/office/drawing/2016/5/11/chartex" xmlns:cx6="http://schemas.microsoft.com/office/drawing/2016/5/12/chartex" xmlns:cx7="http://schemas.microsoft.com/office/drawing/2016/5/13/chartex" xmlns:cx8="http://schemas.microsoft.com/office/drawing/2016/5/14/chartex" xmlns:mc="http://schemas.openxmlformats.org/markup-compatibility/2006" xmlns:aink="http://schemas.microsoft.com/office/drawing/2016/ink" xmlns:am3d="http://schemas.microsoft.com/office/drawing/2017/model3d" xmlns:o="urn:schemas-microsoft-com:office:office" xmlns:oel="http://schemas.microsoft.com/office/2019/extlst" xmlns:r="http://schemas.openxmlformats.org/officeDocument/2006/relationships" xmlns:m="http://schemas.openxmlformats.org/officeDocument/2006/math" xmlns:v="urn:schemas-microsoft-com:vml" xmlns:wp14="http://schemas.microsoft.com/office/word/2010/wordprocessingDrawing" xmlns:wp="http://schemas.openxmlformats.org/drawingml/2006/wordprocessingDrawing" xmlns:w10="urn:schemas-microsoft-com:office:word" xmlns:w="http://schemas.openxmlformats.org/wordprocessingml/2006/main" xmlns:w14="http://schemas.microsoft.com/office/word/2010/wordml" xmlns:w15="http://schemas.microsoft.com/office/word/2012/wordml" xmlns:w16cei="http://schemas.microsoft.com/office/word/2026/wordml/cei" xmlns:w16cex="http://schemas.microsoft.com/office/word/2018/wordml/cex" xmlns:w16cid="http://schemas.microsoft.com/office/word/2016/wordml/cid" xmlns:w16="http://schemas.microsoft.com/office/word/2018/wordml" xmlns:w16du="http://schemas.microsoft.com/office/word/2023/wordml/word16du" xmlns:w16sdtdh="http://schemas.microsoft.com/office/word/2020/wordml/sdtdatahash" xmlns:w16sdtfl="http://schemas.microsoft.com/office/word/2024/wordml/sdtformatlock" xmlns:w16se="http://schemas.microsoft.com/office/word/2015/wordml/symex" xmlns:wpg="http://schemas.microsoft.com/office/word/2010/wordprocessingGroup" xmlns:wpi="http://schemas.microsoft.com/office/word/2010/wordprocessingInk" xmlns:wne="http://schemas.microsoft.com/office/word/2006/wordml" xmlns:wps="http://schemas.microsoft.com/office/word/2010/wordprocessingShape" mc:Ignorable="w14 w15 w16se w16cid w16 w16cex w16sdtdh w16sdtfl w16du wp14">
   <w:sdt>
     <w:sdtPr>
       <w:rPr>
@@ -6181,6 +6080,7 @@
         <w:docPartUnique/>
       </w:docPartObj>
     </w:sdtPr>
+    <w:sdtEndPr/>
     <w:sdtContent>
       <w:sdt>
         <w:sdtPr>
@@ -6195,6 +6095,7 @@
             <w:docPartUnique/>
           </w:docPartObj>
         </w:sdtPr>
+        <w:sdtEndPr/>
         <w:sdtContent>
           <w:p>
             <w:pPr>
@@ -6336,7 +6237,7 @@
 </file>
 
 <file path=word/footer2.xml><?xml version="1.0" encoding="utf-8"?>
-<w:ftr xmlns:wpc="http://schemas.microsoft.com/office/word/2010/wordprocessingCanvas" xmlns:cx="http://schemas.microsoft.com/office/drawing/2014/chartex" xmlns:cx1="http://schemas.microsoft.com/office/drawing/2015/9/8/chartex" xmlns:cx2="http://schemas.microsoft.com/office/drawing/2015/10/21/chartex" xmlns:cx3="http://schemas.microsoft.com/office/drawing/2016/5/9/chartex" xmlns:cx4="http://schemas.microsoft.com/office/drawing/2016/5/10/chartex" xmlns:cx5="http://schemas.microsoft.com/office/drawing/2016/5/11/chartex" xmlns:cx6="http://schemas.microsoft.com/office/drawing/2016/5/12/chartex" xmlns:cx7="http://schemas.microsoft.com/office/drawing/2016/5/13/chartex" xmlns:cx8="http://schemas.microsoft.com/office/drawing/2016/5/14/chartex" xmlns:mc="http://schemas.openxmlformats.org/markup-compatibility/2006" xmlns:aink="http://schemas.microsoft.com/office/drawing/2016/ink" xmlns:am3d="http://schemas.microsoft.com/office/drawing/2017/model3d" xmlns:o="urn:schemas-microsoft-com:office:office" xmlns:oel="http://schemas.microsoft.com/office/2019/extlst" xmlns:r="http://schemas.openxmlformats.org/officeDocument/2006/relationships" xmlns:m="http://schemas.openxmlformats.org/officeDocument/2006/math" xmlns:v="urn:schemas-microsoft-com:vml" xmlns:wp14="http://schemas.microsoft.com/office/word/2010/wordprocessingDrawing" xmlns:wp="http://schemas.openxmlformats.org/drawingml/2006/wordprocessingDrawing" xmlns:w10="urn:schemas-microsoft-com:office:word" xmlns:w="http://schemas.openxmlformats.org/wordprocessingml/2006/main" xmlns:w14="http://schemas.microsoft.com/office/word/2010/wordml" xmlns:w15="http://schemas.microsoft.com/office/word/2012/wordml" xmlns:w16cex="http://schemas.microsoft.com/office/word/2018/wordml/cex" xmlns:w16cid="http://schemas.microsoft.com/office/word/2016/wordml/cid" xmlns:w16="http://schemas.microsoft.com/office/word/2018/wordml" xmlns:w16du="http://schemas.microsoft.com/office/word/2023/wordml/word16du" xmlns:w16sdtdh="http://schemas.microsoft.com/office/word/2020/wordml/sdtdatahash" xmlns:w16sdtfl="http://schemas.microsoft.com/office/word/2024/wordml/sdtformatlock" xmlns:w16se="http://schemas.microsoft.com/office/word/2015/wordml/symex" xmlns:wpg="http://schemas.microsoft.com/office/word/2010/wordprocessingGroup" xmlns:wpi="http://schemas.microsoft.com/office/word/2010/wordprocessingInk" xmlns:wne="http://schemas.microsoft.com/office/word/2006/wordml" xmlns:wps="http://schemas.microsoft.com/office/word/2010/wordprocessingShape" mc:Ignorable="w14 w15 w16se w16cid w16 w16cex w16sdtdh w16sdtfl w16du wp14">
+<w:ftr xmlns:wpc="http://schemas.microsoft.com/office/word/2010/wordprocessingCanvas" xmlns:cx="http://schemas.microsoft.com/office/drawing/2014/chartex" xmlns:cx1="http://schemas.microsoft.com/office/drawing/2015/9/8/chartex" xmlns:cx2="http://schemas.microsoft.com/office/drawing/2015/10/21/chartex" xmlns:cx3="http://schemas.microsoft.com/office/drawing/2016/5/9/chartex" xmlns:cx4="http://schemas.microsoft.com/office/drawing/2016/5/10/chartex" xmlns:cx5="http://schemas.microsoft.com/office/drawing/2016/5/11/chartex" xmlns:cx6="http://schemas.microsoft.com/office/drawing/2016/5/12/chartex" xmlns:cx7="http://schemas.microsoft.com/office/drawing/2016/5/13/chartex" xmlns:cx8="http://schemas.microsoft.com/office/drawing/2016/5/14/chartex" xmlns:mc="http://schemas.openxmlformats.org/markup-compatibility/2006" xmlns:aink="http://schemas.microsoft.com/office/drawing/2016/ink" xmlns:am3d="http://schemas.microsoft.com/office/drawing/2017/model3d" xmlns:o="urn:schemas-microsoft-com:office:office" xmlns:oel="http://schemas.microsoft.com/office/2019/extlst" xmlns:r="http://schemas.openxmlformats.org/officeDocument/2006/relationships" xmlns:m="http://schemas.openxmlformats.org/officeDocument/2006/math" xmlns:v="urn:schemas-microsoft-com:vml" xmlns:wp14="http://schemas.microsoft.com/office/word/2010/wordprocessingDrawing" xmlns:wp="http://schemas.openxmlformats.org/drawingml/2006/wordprocessingDrawing" xmlns:w10="urn:schemas-microsoft-com:office:word" xmlns:w="http://schemas.openxmlformats.org/wordprocessingml/2006/main" xmlns:w14="http://schemas.microsoft.com/office/word/2010/wordml" xmlns:w15="http://schemas.microsoft.com/office/word/2012/wordml" xmlns:w16cei="http://schemas.microsoft.com/office/word/2026/wordml/cei" xmlns:w16cex="http://schemas.microsoft.com/office/word/2018/wordml/cex" xmlns:w16cid="http://schemas.microsoft.com/office/word/2016/wordml/cid" xmlns:w16="http://schemas.microsoft.com/office/word/2018/wordml" xmlns:w16du="http://schemas.microsoft.com/office/word/2023/wordml/word16du" xmlns:w16sdtdh="http://schemas.microsoft.com/office/word/2020/wordml/sdtdatahash" xmlns:w16sdtfl="http://schemas.microsoft.com/office/word/2024/wordml/sdtformatlock" xmlns:w16se="http://schemas.microsoft.com/office/word/2015/wordml/symex" xmlns:wpg="http://schemas.microsoft.com/office/word/2010/wordprocessingGroup" xmlns:wpi="http://schemas.microsoft.com/office/word/2010/wordprocessingInk" xmlns:wne="http://schemas.microsoft.com/office/word/2006/wordml" xmlns:wps="http://schemas.microsoft.com/office/word/2010/wordprocessingShape" mc:Ignorable="w14 w15 w16se w16cid w16 w16cex w16sdtdh w16sdtfl w16du wp14">
   <w:sdt>
     <w:sdtPr>
       <w:rPr>
@@ -6350,6 +6251,7 @@
         <w:docPartUnique/>
       </w:docPartObj>
     </w:sdtPr>
+    <w:sdtEndPr/>
     <w:sdtContent>
       <w:sdt>
         <w:sdtPr>
@@ -6364,6 +6266,7 @@
             <w:docPartUnique/>
           </w:docPartObj>
         </w:sdtPr>
+        <w:sdtEndPr/>
         <w:sdtContent>
           <w:p>
             <w:pPr>
@@ -6505,7 +6408,7 @@
 </file>
 
 <file path=word/footnotes.xml><?xml version="1.0" encoding="utf-8"?>
-<w:footnotes xmlns:wpc="http://schemas.microsoft.com/office/word/2010/wordprocessingCanvas" xmlns:cx="http://schemas.microsoft.com/office/drawing/2014/chartex" xmlns:cx1="http://schemas.microsoft.com/office/drawing/2015/9/8/chartex" xmlns:cx2="http://schemas.microsoft.com/office/drawing/2015/10/21/chartex" xmlns:cx3="http://schemas.microsoft.com/office/drawing/2016/5/9/chartex" xmlns:cx4="http://schemas.microsoft.com/office/drawing/2016/5/10/chartex" xmlns:cx5="http://schemas.microsoft.com/office/drawing/2016/5/11/chartex" xmlns:cx6="http://schemas.microsoft.com/office/drawing/2016/5/12/chartex" xmlns:cx7="http://schemas.microsoft.com/office/drawing/2016/5/13/chartex" xmlns:cx8="http://schemas.microsoft.com/office/drawing/2016/5/14/chartex" xmlns:mc="http://schemas.openxmlformats.org/markup-compatibility/2006" xmlns:aink="http://schemas.microsoft.com/office/drawing/2016/ink" xmlns:am3d="http://schemas.microsoft.com/office/drawing/2017/model3d" xmlns:o="urn:schemas-microsoft-com:office:office" xmlns:oel="http://schemas.microsoft.com/office/2019/extlst" xmlns:r="http://schemas.openxmlformats.org/officeDocument/2006/relationships" xmlns:m="http://schemas.openxmlformats.org/officeDocument/2006/math" xmlns:v="urn:schemas-microsoft-com:vml" xmlns:wp14="http://schemas.microsoft.com/office/word/2010/wordprocessingDrawing" xmlns:wp="http://schemas.openxmlformats.org/drawingml/2006/wordprocessingDrawing" xmlns:w10="urn:schemas-microsoft-com:office:word" xmlns:w="http://schemas.openxmlformats.org/wordprocessingml/2006/main" xmlns:w14="http://schemas.microsoft.com/office/word/2010/wordml" xmlns:w15="http://schemas.microsoft.com/office/word/2012/wordml" xmlns:w16cex="http://schemas.microsoft.com/office/word/2018/wordml/cex" xmlns:w16cid="http://schemas.microsoft.com/office/word/2016/wordml/cid" xmlns:w16="http://schemas.microsoft.com/office/word/2018/wordml" xmlns:w16du="http://schemas.microsoft.com/office/word/2023/wordml/word16du" xmlns:w16sdtdh="http://schemas.microsoft.com/office/word/2020/wordml/sdtdatahash" xmlns:w16sdtfl="http://schemas.microsoft.com/office/word/2024/wordml/sdtformatlock" xmlns:w16se="http://schemas.microsoft.com/office/word/2015/wordml/symex" xmlns:wpg="http://schemas.microsoft.com/office/word/2010/wordprocessingGroup" xmlns:wpi="http://schemas.microsoft.com/office/word/2010/wordprocessingInk" xmlns:wne="http://schemas.microsoft.com/office/word/2006/wordml" xmlns:wps="http://schemas.microsoft.com/office/word/2010/wordprocessingShape" mc:Ignorable="w14 w15 w16se w16cid w16 w16cex w16sdtdh w16sdtfl w16du wp14">
+<w:footnotes xmlns:wpc="http://schemas.microsoft.com/office/word/2010/wordprocessingCanvas" xmlns:cx="http://schemas.microsoft.com/office/drawing/2014/chartex" xmlns:cx1="http://schemas.microsoft.com/office/drawing/2015/9/8/chartex" xmlns:cx2="http://schemas.microsoft.com/office/drawing/2015/10/21/chartex" xmlns:cx3="http://schemas.microsoft.com/office/drawing/2016/5/9/chartex" xmlns:cx4="http://schemas.microsoft.com/office/drawing/2016/5/10/chartex" xmlns:cx5="http://schemas.microsoft.com/office/drawing/2016/5/11/chartex" xmlns:cx6="http://schemas.microsoft.com/office/drawing/2016/5/12/chartex" xmlns:cx7="http://schemas.microsoft.com/office/drawing/2016/5/13/chartex" xmlns:cx8="http://schemas.microsoft.com/office/drawing/2016/5/14/chartex" xmlns:mc="http://schemas.openxmlformats.org/markup-compatibility/2006" xmlns:aink="http://schemas.microsoft.com/office/drawing/2016/ink" xmlns:am3d="http://schemas.microsoft.com/office/drawing/2017/model3d" xmlns:o="urn:schemas-microsoft-com:office:office" xmlns:oel="http://schemas.microsoft.com/office/2019/extlst" xmlns:r="http://schemas.openxmlformats.org/officeDocument/2006/relationships" xmlns:m="http://schemas.openxmlformats.org/officeDocument/2006/math" xmlns:v="urn:schemas-microsoft-com:vml" xmlns:wp14="http://schemas.microsoft.com/office/word/2010/wordprocessingDrawing" xmlns:wp="http://schemas.openxmlformats.org/drawingml/2006/wordprocessingDrawing" xmlns:w10="urn:schemas-microsoft-com:office:word" xmlns:w="http://schemas.openxmlformats.org/wordprocessingml/2006/main" xmlns:w14="http://schemas.microsoft.com/office/word/2010/wordml" xmlns:w15="http://schemas.microsoft.com/office/word/2012/wordml" xmlns:w16cei="http://schemas.microsoft.com/office/word/2026/wordml/cei" xmlns:w16cex="http://schemas.microsoft.com/office/word/2018/wordml/cex" xmlns:w16cid="http://schemas.microsoft.com/office/word/2016/wordml/cid" xmlns:w16="http://schemas.microsoft.com/office/word/2018/wordml" xmlns:w16du="http://schemas.microsoft.com/office/word/2023/wordml/word16du" xmlns:w16sdtdh="http://schemas.microsoft.com/office/word/2020/wordml/sdtdatahash" xmlns:w16sdtfl="http://schemas.microsoft.com/office/word/2024/wordml/sdtformatlock" xmlns:w16se="http://schemas.microsoft.com/office/word/2015/wordml/symex" xmlns:wpg="http://schemas.microsoft.com/office/word/2010/wordprocessingGroup" xmlns:wpi="http://schemas.microsoft.com/office/word/2010/wordprocessingInk" xmlns:wne="http://schemas.microsoft.com/office/word/2006/wordml" xmlns:wps="http://schemas.microsoft.com/office/word/2010/wordprocessingShape" mc:Ignorable="w14 w15 w16se w16cid w16 w16cex w16sdtdh w16sdtfl w16du wp14">
   <w:footnote w:type="separator" w:id="-1">
     <w:p>
       <w:pPr>
@@ -6530,7 +6433,7 @@
 </file>
 
 <file path=word/header1.xml><?xml version="1.0" encoding="utf-8"?>
-<w:hdr xmlns:wpc="http://schemas.microsoft.com/office/word/2010/wordprocessingCanvas" xmlns:cx="http://schemas.microsoft.com/office/drawing/2014/chartex" xmlns:cx1="http://schemas.microsoft.com/office/drawing/2015/9/8/chartex" xmlns:cx2="http://schemas.microsoft.com/office/drawing/2015/10/21/chartex" xmlns:cx3="http://schemas.microsoft.com/office/drawing/2016/5/9/chartex" xmlns:cx4="http://schemas.microsoft.com/office/drawing/2016/5/10/chartex" xmlns:cx5="http://schemas.microsoft.com/office/drawing/2016/5/11/chartex" xmlns:cx6="http://schemas.microsoft.com/office/drawing/2016/5/12/chartex" xmlns:cx7="http://schemas.microsoft.com/office/drawing/2016/5/13/chartex" xmlns:cx8="http://schemas.microsoft.com/office/drawing/2016/5/14/chartex" xmlns:mc="http://schemas.openxmlformats.org/markup-compatibility/2006" xmlns:aink="http://schemas.microsoft.com/office/drawing/2016/ink" xmlns:am3d="http://schemas.microsoft.com/office/drawing/2017/model3d" xmlns:o="urn:schemas-microsoft-com:office:office" xmlns:oel="http://schemas.microsoft.com/office/2019/extlst" xmlns:r="http://schemas.openxmlformats.org/officeDocument/2006/relationships" xmlns:m="http://schemas.openxmlformats.org/officeDocument/2006/math" xmlns:v="urn:schemas-microsoft-com:vml" xmlns:wp14="http://schemas.microsoft.com/office/word/2010/wordprocessingDrawing" xmlns:wp="http://schemas.openxmlformats.org/drawingml/2006/wordprocessingDrawing" xmlns:w10="urn:schemas-microsoft-com:office:word" xmlns:w="http://schemas.openxmlformats.org/wordprocessingml/2006/main" xmlns:w14="http://schemas.microsoft.com/office/word/2010/wordml" xmlns:w15="http://schemas.microsoft.com/office/word/2012/wordml" xmlns:w16cex="http://schemas.microsoft.com/office/word/2018/wordml/cex" xmlns:w16cid="http://schemas.microsoft.com/office/word/2016/wordml/cid" xmlns:w16="http://schemas.microsoft.com/office/word/2018/wordml" xmlns:w16du="http://schemas.microsoft.com/office/word/2023/wordml/word16du" xmlns:w16sdtdh="http://schemas.microsoft.com/office/word/2020/wordml/sdtdatahash" xmlns:w16sdtfl="http://schemas.microsoft.com/office/word/2024/wordml/sdtformatlock" xmlns:w16se="http://schemas.microsoft.com/office/word/2015/wordml/symex" xmlns:wpg="http://schemas.microsoft.com/office/word/2010/wordprocessingGroup" xmlns:wpi="http://schemas.microsoft.com/office/word/2010/wordprocessingInk" xmlns:wne="http://schemas.microsoft.com/office/word/2006/wordml" xmlns:wps="http://schemas.microsoft.com/office/word/2010/wordprocessingShape" mc:Ignorable="w14 w15 w16se w16cid w16 w16cex w16sdtdh w16sdtfl w16du wp14">
+<w:hdr xmlns:wpc="http://schemas.microsoft.com/office/word/2010/wordprocessingCanvas" xmlns:cx="http://schemas.microsoft.com/office/drawing/2014/chartex" xmlns:cx1="http://schemas.microsoft.com/office/drawing/2015/9/8/chartex" xmlns:cx2="http://schemas.microsoft.com/office/drawing/2015/10/21/chartex" xmlns:cx3="http://schemas.microsoft.com/office/drawing/2016/5/9/chartex" xmlns:cx4="http://schemas.microsoft.com/office/drawing/2016/5/10/chartex" xmlns:cx5="http://schemas.microsoft.com/office/drawing/2016/5/11/chartex" xmlns:cx6="http://schemas.microsoft.com/office/drawing/2016/5/12/chartex" xmlns:cx7="http://schemas.microsoft.com/office/drawing/2016/5/13/chartex" xmlns:cx8="http://schemas.microsoft.com/office/drawing/2016/5/14/chartex" xmlns:mc="http://schemas.openxmlformats.org/markup-compatibility/2006" xmlns:aink="http://schemas.microsoft.com/office/drawing/2016/ink" xmlns:am3d="http://schemas.microsoft.com/office/drawing/2017/model3d" xmlns:o="urn:schemas-microsoft-com:office:office" xmlns:oel="http://schemas.microsoft.com/office/2019/extlst" xmlns:r="http://schemas.openxmlformats.org/officeDocument/2006/relationships" xmlns:m="http://schemas.openxmlformats.org/officeDocument/2006/math" xmlns:v="urn:schemas-microsoft-com:vml" xmlns:wp14="http://schemas.microsoft.com/office/word/2010/wordprocessingDrawing" xmlns:wp="http://schemas.openxmlformats.org/drawingml/2006/wordprocessingDrawing" xmlns:w10="urn:schemas-microsoft-com:office:word" xmlns:w="http://schemas.openxmlformats.org/wordprocessingml/2006/main" xmlns:w14="http://schemas.microsoft.com/office/word/2010/wordml" xmlns:w15="http://schemas.microsoft.com/office/word/2012/wordml" xmlns:w16cei="http://schemas.microsoft.com/office/word/2026/wordml/cei" xmlns:w16cex="http://schemas.microsoft.com/office/word/2018/wordml/cex" xmlns:w16cid="http://schemas.microsoft.com/office/word/2016/wordml/cid" xmlns:w16="http://schemas.microsoft.com/office/word/2018/wordml" xmlns:w16du="http://schemas.microsoft.com/office/word/2023/wordml/word16du" xmlns:w16sdtdh="http://schemas.microsoft.com/office/word/2020/wordml/sdtdatahash" xmlns:w16sdtfl="http://schemas.microsoft.com/office/word/2024/wordml/sdtformatlock" xmlns:w16se="http://schemas.microsoft.com/office/word/2015/wordml/symex" xmlns:wpg="http://schemas.microsoft.com/office/word/2010/wordprocessingGroup" xmlns:wpi="http://schemas.microsoft.com/office/word/2010/wordprocessingInk" xmlns:wne="http://schemas.microsoft.com/office/word/2006/wordml" xmlns:wps="http://schemas.microsoft.com/office/word/2010/wordprocessingShape" mc:Ignorable="w14 w15 w16se w16cid w16 w16cex w16sdtdh w16sdtfl w16du wp14">
   <w:p>
     <w:pPr>
       <w:pStyle w:val="Nagwek"/>
@@ -6619,7 +6522,7 @@
 </file>
 
 <file path=word/header2.xml><?xml version="1.0" encoding="utf-8"?>
-<w:hdr xmlns:wpc="http://schemas.microsoft.com/office/word/2010/wordprocessingCanvas" xmlns:cx="http://schemas.microsoft.com/office/drawing/2014/chartex" xmlns:cx1="http://schemas.microsoft.com/office/drawing/2015/9/8/chartex" xmlns:cx2="http://schemas.microsoft.com/office/drawing/2015/10/21/chartex" xmlns:cx3="http://schemas.microsoft.com/office/drawing/2016/5/9/chartex" xmlns:cx4="http://schemas.microsoft.com/office/drawing/2016/5/10/chartex" xmlns:cx5="http://schemas.microsoft.com/office/drawing/2016/5/11/chartex" xmlns:cx6="http://schemas.microsoft.com/office/drawing/2016/5/12/chartex" xmlns:cx7="http://schemas.microsoft.com/office/drawing/2016/5/13/chartex" xmlns:cx8="http://schemas.microsoft.com/office/drawing/2016/5/14/chartex" xmlns:mc="http://schemas.openxmlformats.org/markup-compatibility/2006" xmlns:aink="http://schemas.microsoft.com/office/drawing/2016/ink" xmlns:am3d="http://schemas.microsoft.com/office/drawing/2017/model3d" xmlns:o="urn:schemas-microsoft-com:office:office" xmlns:oel="http://schemas.microsoft.com/office/2019/extlst" xmlns:r="http://schemas.openxmlformats.org/officeDocument/2006/relationships" xmlns:m="http://schemas.openxmlformats.org/officeDocument/2006/math" xmlns:v="urn:schemas-microsoft-com:vml" xmlns:wp14="http://schemas.microsoft.com/office/word/2010/wordprocessingDrawing" xmlns:wp="http://schemas.openxmlformats.org/drawingml/2006/wordprocessingDrawing" xmlns:w10="urn:schemas-microsoft-com:office:word" xmlns:w="http://schemas.openxmlformats.org/wordprocessingml/2006/main" xmlns:w14="http://schemas.microsoft.com/office/word/2010/wordml" xmlns:w15="http://schemas.microsoft.com/office/word/2012/wordml" xmlns:w16cex="http://schemas.microsoft.com/office/word/2018/wordml/cex" xmlns:w16cid="http://schemas.microsoft.com/office/word/2016/wordml/cid" xmlns:w16="http://schemas.microsoft.com/office/word/2018/wordml" xmlns:w16du="http://schemas.microsoft.com/office/word/2023/wordml/word16du" xmlns:w16sdtdh="http://schemas.microsoft.com/office/word/2020/wordml/sdtdatahash" xmlns:w16sdtfl="http://schemas.microsoft.com/office/word/2024/wordml/sdtformatlock" xmlns:w16se="http://schemas.microsoft.com/office/word/2015/wordml/symex" xmlns:wpg="http://schemas.microsoft.com/office/word/2010/wordprocessingGroup" xmlns:wpi="http://schemas.microsoft.com/office/word/2010/wordprocessingInk" xmlns:wne="http://schemas.microsoft.com/office/word/2006/wordml" xmlns:wps="http://schemas.microsoft.com/office/word/2010/wordprocessingShape" mc:Ignorable="w14 w15 w16se w16cid w16 w16cex w16sdtdh w16sdtfl w16du wp14">
+<w:hdr xmlns:wpc="http://schemas.microsoft.com/office/word/2010/wordprocessingCanvas" xmlns:cx="http://schemas.microsoft.com/office/drawing/2014/chartex" xmlns:cx1="http://schemas.microsoft.com/office/drawing/2015/9/8/chartex" xmlns:cx2="http://schemas.microsoft.com/office/drawing/2015/10/21/chartex" xmlns:cx3="http://schemas.microsoft.com/office/drawing/2016/5/9/chartex" xmlns:cx4="http://schemas.microsoft.com/office/drawing/2016/5/10/chartex" xmlns:cx5="http://schemas.microsoft.com/office/drawing/2016/5/11/chartex" xmlns:cx6="http://schemas.microsoft.com/office/drawing/2016/5/12/chartex" xmlns:cx7="http://schemas.microsoft.com/office/drawing/2016/5/13/chartex" xmlns:cx8="http://schemas.microsoft.com/office/drawing/2016/5/14/chartex" xmlns:mc="http://schemas.openxmlformats.org/markup-compatibility/2006" xmlns:aink="http://schemas.microsoft.com/office/drawing/2016/ink" xmlns:am3d="http://schemas.microsoft.com/office/drawing/2017/model3d" xmlns:o="urn:schemas-microsoft-com:office:office" xmlns:oel="http://schemas.microsoft.com/office/2019/extlst" xmlns:r="http://schemas.openxmlformats.org/officeDocument/2006/relationships" xmlns:m="http://schemas.openxmlformats.org/officeDocument/2006/math" xmlns:v="urn:schemas-microsoft-com:vml" xmlns:wp14="http://schemas.microsoft.com/office/word/2010/wordprocessingDrawing" xmlns:wp="http://schemas.openxmlformats.org/drawingml/2006/wordprocessingDrawing" xmlns:w10="urn:schemas-microsoft-com:office:word" xmlns:w="http://schemas.openxmlformats.org/wordprocessingml/2006/main" xmlns:w14="http://schemas.microsoft.com/office/word/2010/wordml" xmlns:w15="http://schemas.microsoft.com/office/word/2012/wordml" xmlns:w16cei="http://schemas.microsoft.com/office/word/2026/wordml/cei" xmlns:w16cex="http://schemas.microsoft.com/office/word/2018/wordml/cex" xmlns:w16cid="http://schemas.microsoft.com/office/word/2016/wordml/cid" xmlns:w16="http://schemas.microsoft.com/office/word/2018/wordml" xmlns:w16du="http://schemas.microsoft.com/office/word/2023/wordml/word16du" xmlns:w16sdtdh="http://schemas.microsoft.com/office/word/2020/wordml/sdtdatahash" xmlns:w16sdtfl="http://schemas.microsoft.com/office/word/2024/wordml/sdtformatlock" xmlns:w16se="http://schemas.microsoft.com/office/word/2015/wordml/symex" xmlns:wpg="http://schemas.microsoft.com/office/word/2010/wordprocessingGroup" xmlns:wpi="http://schemas.microsoft.com/office/word/2010/wordprocessingInk" xmlns:wne="http://schemas.microsoft.com/office/word/2006/wordml" xmlns:wps="http://schemas.microsoft.com/office/word/2010/wordprocessingShape" mc:Ignorable="w14 w15 w16se w16cid w16 w16cex w16sdtdh w16sdtfl w16du wp14">
   <w:p>
     <w:pPr>
       <w:pStyle w:val="Nagwek"/>
@@ -6761,7 +6664,7 @@
 </file>
 
 <file path=word/numbering.xml><?xml version="1.0" encoding="utf-8"?>
-<w:numbering xmlns:wpc="http://schemas.microsoft.com/office/word/2010/wordprocessingCanvas" xmlns:cx="http://schemas.microsoft.com/office/drawing/2014/chartex" xmlns:cx1="http://schemas.microsoft.com/office/drawing/2015/9/8/chartex" xmlns:cx2="http://schemas.microsoft.com/office/drawing/2015/10/21/chartex" xmlns:cx3="http://schemas.microsoft.com/office/drawing/2016/5/9/chartex" xmlns:cx4="http://schemas.microsoft.com/office/drawing/2016/5/10/chartex" xmlns:cx5="http://schemas.microsoft.com/office/drawing/2016/5/11/chartex" xmlns:cx6="http://schemas.microsoft.com/office/drawing/2016/5/12/chartex" xmlns:cx7="http://schemas.microsoft.com/office/drawing/2016/5/13/chartex" xmlns:cx8="http://schemas.microsoft.com/office/drawing/2016/5/14/chartex" xmlns:mc="http://schemas.openxmlformats.org/markup-compatibility/2006" xmlns:aink="http://schemas.microsoft.com/office/drawing/2016/ink" xmlns:am3d="http://schemas.microsoft.com/office/drawing/2017/model3d" xmlns:o="urn:schemas-microsoft-com:office:office" xmlns:oel="http://schemas.microsoft.com/office/2019/extlst" xmlns:r="http://schemas.openxmlformats.org/officeDocument/2006/relationships" xmlns:m="http://schemas.openxmlformats.org/officeDocument/2006/math" xmlns:v="urn:schemas-microsoft-com:vml" xmlns:wp14="http://schemas.microsoft.com/office/word/2010/wordprocessingDrawing" xmlns:wp="http://schemas.openxmlformats.org/drawingml/2006/wordprocessingDrawing" xmlns:w10="urn:schemas-microsoft-com:office:word" xmlns:w="http://schemas.openxmlformats.org/wordprocessingml/2006/main" xmlns:w14="http://schemas.microsoft.com/office/word/2010/wordml" xmlns:w15="http://schemas.microsoft.com/office/word/2012/wordml" xmlns:w16cex="http://schemas.microsoft.com/office/word/2018/wordml/cex" xmlns:w16cid="http://schemas.microsoft.com/office/word/2016/wordml/cid" xmlns:w16="http://schemas.microsoft.com/office/word/2018/wordml" xmlns:w16du="http://schemas.microsoft.com/office/word/2023/wordml/word16du" xmlns:w16sdtdh="http://schemas.microsoft.com/office/word/2020/wordml/sdtdatahash" xmlns:w16sdtfl="http://schemas.microsoft.com/office/word/2024/wordml/sdtformatlock" xmlns:w16se="http://schemas.microsoft.com/office/word/2015/wordml/symex" xmlns:wpg="http://schemas.microsoft.com/office/word/2010/wordprocessingGroup" xmlns:wpi="http://schemas.microsoft.com/office/word/2010/wordprocessingInk" xmlns:wne="http://schemas.microsoft.com/office/word/2006/wordml" xmlns:wps="http://schemas.microsoft.com/office/word/2010/wordprocessingShape" mc:Ignorable="w14 w15 w16se w16cid w16 w16cex w16sdtdh w16sdtfl w16du wp14">
+<w:numbering xmlns:wpc="http://schemas.microsoft.com/office/word/2010/wordprocessingCanvas" xmlns:cx="http://schemas.microsoft.com/office/drawing/2014/chartex" xmlns:cx1="http://schemas.microsoft.com/office/drawing/2015/9/8/chartex" xmlns:cx2="http://schemas.microsoft.com/office/drawing/2015/10/21/chartex" xmlns:cx3="http://schemas.microsoft.com/office/drawing/2016/5/9/chartex" xmlns:cx4="http://schemas.microsoft.com/office/drawing/2016/5/10/chartex" xmlns:cx5="http://schemas.microsoft.com/office/drawing/2016/5/11/chartex" xmlns:cx6="http://schemas.microsoft.com/office/drawing/2016/5/12/chartex" xmlns:cx7="http://schemas.microsoft.com/office/drawing/2016/5/13/chartex" xmlns:cx8="http://schemas.microsoft.com/office/drawing/2016/5/14/chartex" xmlns:mc="http://schemas.openxmlformats.org/markup-compatibility/2006" xmlns:aink="http://schemas.microsoft.com/office/drawing/2016/ink" xmlns:am3d="http://schemas.microsoft.com/office/drawing/2017/model3d" xmlns:o="urn:schemas-microsoft-com:office:office" xmlns:oel="http://schemas.microsoft.com/office/2019/extlst" xmlns:r="http://schemas.openxmlformats.org/officeDocument/2006/relationships" xmlns:m="http://schemas.openxmlformats.org/officeDocument/2006/math" xmlns:v="urn:schemas-microsoft-com:vml" xmlns:wp14="http://schemas.microsoft.com/office/word/2010/wordprocessingDrawing" xmlns:wp="http://schemas.openxmlformats.org/drawingml/2006/wordprocessingDrawing" xmlns:w10="urn:schemas-microsoft-com:office:word" xmlns:w="http://schemas.openxmlformats.org/wordprocessingml/2006/main" xmlns:w14="http://schemas.microsoft.com/office/word/2010/wordml" xmlns:w15="http://schemas.microsoft.com/office/word/2012/wordml" xmlns:w16cei="http://schemas.microsoft.com/office/word/2026/wordml/cei" xmlns:w16cex="http://schemas.microsoft.com/office/word/2018/wordml/cex" xmlns:w16cid="http://schemas.microsoft.com/office/word/2016/wordml/cid" xmlns:w16="http://schemas.microsoft.com/office/word/2018/wordml" xmlns:w16du="http://schemas.microsoft.com/office/word/2023/wordml/word16du" xmlns:w16sdtdh="http://schemas.microsoft.com/office/word/2020/wordml/sdtdatahash" xmlns:w16sdtfl="http://schemas.microsoft.com/office/word/2024/wordml/sdtformatlock" xmlns:w16se="http://schemas.microsoft.com/office/word/2015/wordml/symex" xmlns:wpg="http://schemas.microsoft.com/office/word/2010/wordprocessingGroup" xmlns:wpi="http://schemas.microsoft.com/office/word/2010/wordprocessingInk" xmlns:wne="http://schemas.microsoft.com/office/word/2006/wordml" xmlns:wps="http://schemas.microsoft.com/office/word/2010/wordprocessingShape" mc:Ignorable="w14 w15 w16se w16cid w16 w16cex w16sdtdh w16sdtfl w16du wp14">
   <w:abstractNum w:abstractNumId="0" w15:restartNumberingAfterBreak="0">
     <w:nsid w:val="068E2732"/>
     <w:multiLevelType w:val="hybridMultilevel"/>
